--- a/Job Hunt 2026/2026-07-18 - Valleywise Health - Sr Multi Media Specialist/Joshua_Chappell_Resume_Valleywise.docx
+++ b/Job Hunt 2026/2026-07-18 - Valleywise Health - Sr Multi Media Specialist/Joshua_Chappell_Resume_Valleywise.docx
@@ -31,9 +31,9 @@
           <w:sz w:val="22"/>
           <w:szCs w:val="22"/>
         </w:rPr>
-        <w:t xml:space="preserve">Mesa, AZ  •  480-586-7959  •  </w:t>
-      </w:r>
-      <w:hyperlink w:history="1" r:id="rIdz2qzxdiposjfjlmpu8lai">
+        <w:t xml:space="preserve">Mesa, AZ • 480-586-7959 • </w:t>
+      </w:r>
+      <w:hyperlink w:history="1" r:id="rId2mjhkyvrciy-y9dkvyttk">
         <w:r>
           <w:rPr>
             <w:rFonts w:ascii="Calibri" w:cs="Calibri" w:eastAsia="Calibri" w:hAnsi="Calibri"/>
@@ -49,7 +49,7 @@
       <w:pPr>
         <w:jc w:val="center"/>
       </w:pPr>
-      <w:hyperlink w:history="1" r:id="rIdmovbf0qv4cvlog9azxamd">
+      <w:hyperlink w:history="1" r:id="rIde-kpmjn1kxsqq59tsseqo">
         <w:r>
           <w:rPr>
             <w:rFonts w:ascii="Calibri" w:cs="Calibri" w:eastAsia="Calibri" w:hAnsi="Calibri"/>
@@ -67,9 +67,9 @@
           <w:sz w:val="22"/>
           <w:szCs w:val="22"/>
         </w:rPr>
-        <w:t xml:space="preserve">  •  </w:t>
-      </w:r>
-      <w:hyperlink w:history="1" r:id="rIdseg4hpgu_vpuaedz1so_h">
+        <w:t xml:space="preserve"> • </w:t>
+      </w:r>
+      <w:hyperlink w:history="1" r:id="rIdzzgnvjb7hf3h_ykw0xowr">
         <w:r>
           <w:rPr>
             <w:rFonts w:ascii="Calibri" w:cs="Calibri" w:eastAsia="Calibri" w:hAnsi="Calibri"/>
@@ -87,9 +87,9 @@
           <w:sz w:val="22"/>
           <w:szCs w:val="22"/>
         </w:rPr>
-        <w:t xml:space="preserve">  •  </w:t>
-      </w:r>
-      <w:hyperlink w:history="1" r:id="rIdn64s0rswh00f2r64iutlb">
+        <w:t xml:space="preserve"> • </w:t>
+      </w:r>
+      <w:hyperlink w:history="1" r:id="rIdg_tfa4n0uh24prixba3pn">
         <w:r>
           <w:rPr>
             <w:rFonts w:ascii="Calibri" w:cs="Calibri" w:eastAsia="Calibri" w:hAnsi="Calibri"/>
@@ -170,7 +170,7 @@
           <w:sz w:val="21"/>
           <w:szCs w:val="21"/>
         </w:rPr>
-        <w:t xml:space="preserve">	Mesa, AZ  |  2025 - Present</w:t>
+        <w:t xml:space="preserve">	Mesa, AZ | 2025 - Present</w:t>
       </w:r>
     </w:p>
     <w:p>
@@ -299,7 +299,7 @@
           <w:sz w:val="21"/>
           <w:szCs w:val="21"/>
         </w:rPr>
-        <w:t xml:space="preserve">	Glendale, AZ  |  Sep 2019 - Present</w:t>
+        <w:t xml:space="preserve">	Glendale, AZ | Sep 2019 - Present</w:t>
       </w:r>
     </w:p>
     <w:p>
@@ -428,7 +428,7 @@
           <w:sz w:val="21"/>
           <w:szCs w:val="21"/>
         </w:rPr>
-        <w:t xml:space="preserve">	Phoenix, AZ  |  Feb 2025 - June 2025</w:t>
+        <w:t xml:space="preserve">	Phoenix, AZ | Feb 2025 - June 2025</w:t>
       </w:r>
     </w:p>
     <w:p>
@@ -511,7 +511,7 @@
           <w:sz w:val="21"/>
           <w:szCs w:val="21"/>
         </w:rPr>
-        <w:t xml:space="preserve">	Phoenix, AZ  |  Oct 2021 - Oct 2023</w:t>
+        <w:t xml:space="preserve">	Phoenix, AZ | Oct 2021 - Oct 2023</w:t>
       </w:r>
     </w:p>
     <w:p>
@@ -640,7 +640,7 @@
           <w:sz w:val="21"/>
           <w:szCs w:val="21"/>
         </w:rPr>
-        <w:t xml:space="preserve">	Queen Creek, AZ  |  Aug 2018 - Aug 2020</w:t>
+        <w:t xml:space="preserve">	Queen Creek, AZ | Aug 2018 - Aug 2020</w:t>
       </w:r>
     </w:p>
     <w:p>
@@ -720,7 +720,7 @@
           <w:sz w:val="22"/>
           <w:szCs w:val="22"/>
         </w:rPr>
-        <w:t xml:space="preserve">Adobe Creative Suite (Premiere Pro, After Effects, Audition, Photoshop, Lightroom)  •  DaVinci Resolve  •  Final Cut Pro  •  Video Production (all stages)  •  Still Photography  •  Graphic Design (Photoshop, Canva)  •  Motion Graphics  •  Color Grading  •  A/V &amp; Lighting Equipment (Aputure, grip)  •  Sony / RED / Canon Cameras  •  Budget &amp; Inventory Tracking (Excel, Google Sheets)  •  Asset Management (Frame.io, Dropbox)  •  AI Production Workflows  •  Wrike / Notion / Trello / Microsoft Teams</w:t>
+        <w:t xml:space="preserve">Adobe Creative Suite (Premiere Pro, After Effects, Audition, Photoshop, Lightroom) • DaVinci Resolve • Final Cut Pro • Video Production (all stages) • Still Photography • Graphic Design (Photoshop, Canva) • Motion Graphics • Color Grading • A/V &amp; Lighting Equipment (Aputure, grip) • Sony / RED / Canon Cameras • Budget &amp; Inventory Tracking (Excel, Google Sheets) • Asset Management (Frame.io, Dropbox) • AI Production Workflows • Wrike / Notion / Trello / Microsoft Teams</w:t>
       </w:r>
     </w:p>
     <w:p>
@@ -819,7 +819,7 @@
           <w:sz w:val="22"/>
           <w:szCs w:val="22"/>
         </w:rPr>
-        <w:t xml:space="preserve">Part 107 Drone Operator License  •  Google Digital Marketing &amp; E-Commerce  •  HubSpot Inbound Marketing</w:t>
+        <w:t xml:space="preserve">Part 107 Drone Operator License • Google Digital Marketing &amp; E-Commerce • HubSpot Inbound Marketing</w:t>
       </w:r>
     </w:p>
     <w:sectPr>
@@ -997,7 +997,7 @@
     <w:lvl w:ilvl="0" w:tentative="1">
       <w:start w:val="1"/>
       <w:numFmt w:val="bullet"/>
-      <w:lvlText w:val="▪"/>
+      <w:lvlText w:val="•"/>
       <w:lvlJc w:val="left"/>
       <w:pPr>
         <w:ind w:left="280" w:hanging="280"/>
